--- a/proactive-english-b2-sy/out/PE-B2-BK1-SY_EndOfBookTest.docx
+++ b/proactive-english-b2-sy/out/PE-B2-BK1-SY_EndOfBookTest.docx
@@ -718,7 +718,7 @@
                 <w:sz w:val="22"/>
                 <w:szCs w:val="22"/>
               </w:rPr>
-              <w:t xml:space="preserve">Part 1 · Multiple-choice cloze (8 marks)</w:t>
+              <w:t xml:space="preserve">Part 1 · Multiple-choice cloze (6 marks)</w:t>
             </w:r>
           </w:p>
           <w:p>
@@ -741,7 +741,7 @@
                 <w:sz w:val="22"/>
                 <w:szCs w:val="22"/>
               </w:rPr>
-              <w:t xml:space="preserve">1–8</w:t>
+              <w:t xml:space="preserve">1–6</w:t>
             </w:r>
             <w:r>
               <w:rPr>
@@ -888,7 +888,20 @@
                 <w:sz w:val="22"/>
                 <w:szCs w:val="22"/>
               </w:rPr>
-              <w:t xml:space="preserve">A section of a Damascus directorate that answers about ninety letters a quarter has changed one line of a form, and the change </w:t>
+              <w:t xml:space="preserve">A section of a Damascus directorate that answers about ninety letters a quarter has changed one line of a form, and the change came from a count one of its three clerks made in February.</w:t>
+            </w:r>
+          </w:p>
+          <w:p>
+            <w:pPr>
+              <w:spacing w:after="60"/>
+            </w:pPr>
+            <w:r>
+              <w:rPr>
+                <w:rFonts w:ascii="Calibri" w:cs="Calibri" w:eastAsia="Calibri" w:hAnsi="Calibri"/>
+                <w:sz w:val="22"/>
+                <w:szCs w:val="22"/>
+              </w:rPr>
+              <w:t xml:space="preserve">For nine years the section had counted how many letters it answered. Nobody had taken the </w:t>
             </w:r>
             <w:r>
               <w:rPr>
@@ -906,7 +919,25 @@
                 <w:sz w:val="22"/>
                 <w:szCs w:val="22"/>
               </w:rPr>
-              <w:t xml:space="preserve"> ______ from a count one of its three clerks made in February.</w:t>
+              <w:t xml:space="preserve"> ______ to count what the letters asked. When the clerk finally did, it </w:t>
+            </w:r>
+            <w:r>
+              <w:rPr>
+                <w:rFonts w:ascii="Calibri" w:cs="Calibri" w:eastAsia="Calibri" w:hAnsi="Calibri"/>
+                <w:b/>
+                <w:bCs/>
+                <w:sz w:val="22"/>
+                <w:szCs w:val="22"/>
+              </w:rPr>
+              <w:t xml:space="preserve">(2)</w:t>
+            </w:r>
+            <w:r>
+              <w:rPr>
+                <w:rFonts w:ascii="Calibri" w:cs="Calibri" w:eastAsia="Calibri" w:hAnsi="Calibri"/>
+                <w:sz w:val="22"/>
+                <w:szCs w:val="22"/>
+              </w:rPr>
+              <w:t xml:space="preserve"> ______ him about forty minutes, and it ended an argument he had been having with his own head of section for eleven months.</w:t>
             </w:r>
           </w:p>
           <w:p>
@@ -919,25 +950,7 @@
                 <w:sz w:val="22"/>
                 <w:szCs w:val="22"/>
               </w:rPr>
-              <w:t xml:space="preserve">For nine years the section had counted how many letters it answered. Nobody had taken the </w:t>
-            </w:r>
-            <w:r>
-              <w:rPr>
-                <w:rFonts w:ascii="Calibri" w:cs="Calibri" w:eastAsia="Calibri" w:hAnsi="Calibri"/>
-                <w:b/>
-                <w:bCs/>
-                <w:sz w:val="22"/>
-                <w:szCs w:val="22"/>
-              </w:rPr>
-              <w:t xml:space="preserve">(2)</w:t>
-            </w:r>
-            <w:r>
-              <w:rPr>
-                <w:rFonts w:ascii="Calibri" w:cs="Calibri" w:eastAsia="Calibri" w:hAnsi="Calibri"/>
-                <w:sz w:val="22"/>
-                <w:szCs w:val="22"/>
-              </w:rPr>
-              <w:t xml:space="preserve"> ______ to count what the letters asked. When the clerk finally did, it </w:t>
+              <w:t xml:space="preserve">Of ninety-one letters, sixty-two asked what a paragraph of the schedule meant. Four asked which office had applied it. The clerk had spent the year asking for the office to be printed — that is, on four letters </w:t>
             </w:r>
             <w:r>
               <w:rPr>
@@ -955,7 +968,7 @@
                 <w:sz w:val="22"/>
                 <w:szCs w:val="22"/>
               </w:rPr>
-              <w:t xml:space="preserve"> ______ him about forty minutes, and it ended an argument he had been having with his own head of section for eleven months.</w:t>
+              <w:t xml:space="preserve"> ______ of ninety-one.</w:t>
             </w:r>
           </w:p>
           <w:p>
@@ -968,7 +981,7 @@
                 <w:sz w:val="22"/>
                 <w:szCs w:val="22"/>
               </w:rPr>
-              <w:t xml:space="preserve">Of ninety-one letters, sixty-two asked what a paragraph of the schedule meant. Four asked which office had applied it. The clerk had spent the year asking for the office to be printed — that is, on four letters </w:t>
+              <w:t xml:space="preserve">His request was </w:t>
             </w:r>
             <w:r>
               <w:rPr>
@@ -986,7 +999,43 @@
                 <w:sz w:val="22"/>
                 <w:szCs w:val="22"/>
               </w:rPr>
-              <w:t xml:space="preserve"> ______ of ninety-one.</w:t>
+              <w:t xml:space="preserve"> ______ down three times in the same four words. He now believes the refusals were about an item in a list he had never written: what the change would </w:t>
+            </w:r>
+            <w:r>
+              <w:rPr>
+                <w:rFonts w:ascii="Calibri" w:cs="Calibri" w:eastAsia="Calibri" w:hAnsi="Calibri"/>
+                <w:b/>
+                <w:bCs/>
+                <w:sz w:val="22"/>
+                <w:szCs w:val="22"/>
+              </w:rPr>
+              <w:t xml:space="preserve">not</w:t>
+            </w:r>
+            <w:r>
+              <w:rPr>
+                <w:rFonts w:ascii="Calibri" w:cs="Calibri" w:eastAsia="Calibri" w:hAnsi="Calibri"/>
+                <w:sz w:val="22"/>
+                <w:szCs w:val="22"/>
+              </w:rPr>
+              <w:t xml:space="preserve"> touch. All three of his requests answered the cost, and </w:t>
+            </w:r>
+            <w:r>
+              <w:rPr>
+                <w:rFonts w:ascii="Calibri" w:cs="Calibri" w:eastAsia="Calibri" w:hAnsi="Calibri"/>
+                <w:b/>
+                <w:bCs/>
+                <w:sz w:val="22"/>
+                <w:szCs w:val="22"/>
+              </w:rPr>
+              <w:t xml:space="preserve">(5)</w:t>
+            </w:r>
+            <w:r>
+              <w:rPr>
+                <w:rFonts w:ascii="Calibri" w:cs="Calibri" w:eastAsia="Calibri" w:hAnsi="Calibri"/>
+                <w:sz w:val="22"/>
+                <w:szCs w:val="22"/>
+              </w:rPr>
+              <w:t xml:space="preserve"> ______ of them said what the change left alone.</w:t>
             </w:r>
           </w:p>
           <w:p>
@@ -999,43 +1048,20 @@
                 <w:sz w:val="22"/>
                 <w:szCs w:val="22"/>
               </w:rPr>
-              <w:t xml:space="preserve">His request was </w:t>
-            </w:r>
-            <w:r>
-              <w:rPr>
-                <w:rFonts w:ascii="Calibri" w:cs="Calibri" w:eastAsia="Calibri" w:hAnsi="Calibri"/>
-                <w:b/>
-                <w:bCs/>
-                <w:sz w:val="22"/>
-                <w:szCs w:val="22"/>
-              </w:rPr>
-              <w:t xml:space="preserve">(5)</w:t>
-            </w:r>
-            <w:r>
-              <w:rPr>
-                <w:rFonts w:ascii="Calibri" w:cs="Calibri" w:eastAsia="Calibri" w:hAnsi="Calibri"/>
-                <w:sz w:val="22"/>
-                <w:szCs w:val="22"/>
-              </w:rPr>
-              <w:t xml:space="preserve"> ______ down three times in the same four words. He now believes the refusals were about an item in a list he had never written: what the change would </w:t>
-            </w:r>
-            <w:r>
-              <w:rPr>
-                <w:rFonts w:ascii="Calibri" w:cs="Calibri" w:eastAsia="Calibri" w:hAnsi="Calibri"/>
-                <w:b/>
-                <w:bCs/>
-                <w:sz w:val="22"/>
-                <w:szCs w:val="22"/>
-              </w:rPr>
-              <w:t xml:space="preserve">not</w:t>
-            </w:r>
-            <w:r>
-              <w:rPr>
-                <w:rFonts w:ascii="Calibri" w:cs="Calibri" w:eastAsia="Calibri" w:hAnsi="Calibri"/>
-                <w:sz w:val="22"/>
-                <w:szCs w:val="22"/>
-              </w:rPr>
-              <w:t xml:space="preserve"> touch. All three of his requests answered the cost, and </w:t>
+              <w:t xml:space="preserve">The new line was agreed in eleven days. It costs about twenty seconds a refusal and says, in the words of the schedule, what the paragraph requires. Eleven letters have been answered since, and two of those asked what a paragraph meant.</w:t>
+            </w:r>
+          </w:p>
+          <w:p>
+            <w:pPr>
+              <w:spacing w:after="60"/>
+            </w:pPr>
+            <w:r>
+              <w:rPr>
+                <w:rFonts w:ascii="Calibri" w:cs="Calibri" w:eastAsia="Calibri" w:hAnsi="Calibri"/>
+                <w:sz w:val="22"/>
+                <w:szCs w:val="22"/>
+              </w:rPr>
+              <w:t xml:space="preserve">He has not asked for the bracket again and says that he will not </w:t>
             </w:r>
             <w:r>
               <w:rPr>
@@ -1046,68 +1072,6 @@
                 <w:szCs w:val="22"/>
               </w:rPr>
               <w:t xml:space="preserve">(6)</w:t>
-            </w:r>
-            <w:r>
-              <w:rPr>
-                <w:rFonts w:ascii="Calibri" w:cs="Calibri" w:eastAsia="Calibri" w:hAnsi="Calibri"/>
-                <w:sz w:val="22"/>
-                <w:szCs w:val="22"/>
-              </w:rPr>
-              <w:t xml:space="preserve"> ______ of them said what the change left alone.</w:t>
-            </w:r>
-          </w:p>
-          <w:p>
-            <w:pPr>
-              <w:spacing w:after="60"/>
-            </w:pPr>
-            <w:r>
-              <w:rPr>
-                <w:rFonts w:ascii="Calibri" w:cs="Calibri" w:eastAsia="Calibri" w:hAnsi="Calibri"/>
-                <w:sz w:val="22"/>
-                <w:szCs w:val="22"/>
-              </w:rPr>
-              <w:t xml:space="preserve">The new line was agreed in eleven days. It </w:t>
-            </w:r>
-            <w:r>
-              <w:rPr>
-                <w:rFonts w:ascii="Calibri" w:cs="Calibri" w:eastAsia="Calibri" w:hAnsi="Calibri"/>
-                <w:b/>
-                <w:bCs/>
-                <w:sz w:val="22"/>
-                <w:szCs w:val="22"/>
-              </w:rPr>
-              <w:t xml:space="preserve">(7)</w:t>
-            </w:r>
-            <w:r>
-              <w:rPr>
-                <w:rFonts w:ascii="Calibri" w:cs="Calibri" w:eastAsia="Calibri" w:hAnsi="Calibri"/>
-                <w:sz w:val="22"/>
-                <w:szCs w:val="22"/>
-              </w:rPr>
-              <w:t xml:space="preserve"> ______ about twenty seconds a refusal and says, in the words of the schedule, what the paragraph requires. Eleven letters have been answered since, and two of those asked what a paragraph meant.</w:t>
-            </w:r>
-          </w:p>
-          <w:p>
-            <w:pPr>
-              <w:spacing w:after="60"/>
-            </w:pPr>
-            <w:r>
-              <w:rPr>
-                <w:rFonts w:ascii="Calibri" w:cs="Calibri" w:eastAsia="Calibri" w:hAnsi="Calibri"/>
-                <w:sz w:val="22"/>
-                <w:szCs w:val="22"/>
-              </w:rPr>
-              <w:t xml:space="preserve">He has not asked for the bracket again and says that he will not </w:t>
-            </w:r>
-            <w:r>
-              <w:rPr>
-                <w:rFonts w:ascii="Calibri" w:cs="Calibri" w:eastAsia="Calibri" w:hAnsi="Calibri"/>
-                <w:b/>
-                <w:bCs/>
-                <w:sz w:val="22"/>
-                <w:szCs w:val="22"/>
-              </w:rPr>
-              <w:t xml:space="preserve">(8)</w:t>
             </w:r>
             <w:r>
               <w:rPr>
@@ -1160,7 +1124,7 @@
           <w:sz w:val="22"/>
           <w:szCs w:val="22"/>
         </w:rPr>
-        <w:t xml:space="preserve"> came   </w:t>
+        <w:t xml:space="preserve"> trouble   </w:t>
       </w:r>
       <w:r>
         <w:rPr>
@@ -1178,7 +1142,7 @@
           <w:sz w:val="22"/>
           <w:szCs w:val="22"/>
         </w:rPr>
-        <w:t xml:space="preserve"> arrived   </w:t>
+        <w:t xml:space="preserve"> care   </w:t>
       </w:r>
       <w:r>
         <w:rPr>
@@ -1196,7 +1160,7 @@
           <w:sz w:val="22"/>
           <w:szCs w:val="22"/>
         </w:rPr>
-        <w:t xml:space="preserve"> turned   </w:t>
+        <w:t xml:space="preserve"> pains   </w:t>
       </w:r>
       <w:r>
         <w:rPr>
@@ -1214,7 +1178,7 @@
           <w:sz w:val="22"/>
           <w:szCs w:val="22"/>
         </w:rPr>
-        <w:t xml:space="preserve"> fell</w:t>
+        <w:t xml:space="preserve"> effort</w:t>
       </w:r>
     </w:p>
     <w:p>
@@ -1256,7 +1220,7 @@
           <w:sz w:val="22"/>
           <w:szCs w:val="22"/>
         </w:rPr>
-        <w:t xml:space="preserve"> care   </w:t>
+        <w:t xml:space="preserve"> used   </w:t>
       </w:r>
       <w:r>
         <w:rPr>
@@ -1274,7 +1238,7 @@
           <w:sz w:val="22"/>
           <w:szCs w:val="22"/>
         </w:rPr>
-        <w:t xml:space="preserve"> trouble   </w:t>
+        <w:t xml:space="preserve"> took   </w:t>
       </w:r>
       <w:r>
         <w:rPr>
@@ -1292,7 +1256,7 @@
           <w:sz w:val="22"/>
           <w:szCs w:val="22"/>
         </w:rPr>
-        <w:t xml:space="preserve"> pains   </w:t>
+        <w:t xml:space="preserve"> lasted   </w:t>
       </w:r>
       <w:r>
         <w:rPr>
@@ -1310,7 +1274,7 @@
           <w:sz w:val="22"/>
           <w:szCs w:val="22"/>
         </w:rPr>
-        <w:t xml:space="preserve"> effort</w:t>
+        <w:t xml:space="preserve"> spent</w:t>
       </w:r>
     </w:p>
     <w:p>
@@ -1352,7 +1316,7 @@
           <w:sz w:val="22"/>
           <w:szCs w:val="22"/>
         </w:rPr>
-        <w:t xml:space="preserve"> used   </w:t>
+        <w:t xml:space="preserve"> over   </w:t>
       </w:r>
       <w:r>
         <w:rPr>
@@ -1370,7 +1334,7 @@
           <w:sz w:val="22"/>
           <w:szCs w:val="22"/>
         </w:rPr>
-        <w:t xml:space="preserve"> spent   </w:t>
+        <w:t xml:space="preserve"> off   </w:t>
       </w:r>
       <w:r>
         <w:rPr>
@@ -1388,7 +1352,7 @@
           <w:sz w:val="22"/>
           <w:szCs w:val="22"/>
         </w:rPr>
-        <w:t xml:space="preserve"> took   </w:t>
+        <w:t xml:space="preserve"> out   </w:t>
       </w:r>
       <w:r>
         <w:rPr>
@@ -1406,7 +1370,7 @@
           <w:sz w:val="22"/>
           <w:szCs w:val="22"/>
         </w:rPr>
-        <w:t xml:space="preserve"> lasted</w:t>
+        <w:t xml:space="preserve"> up</w:t>
       </w:r>
     </w:p>
     <w:p>
@@ -1448,7 +1412,7 @@
           <w:sz w:val="22"/>
           <w:szCs w:val="22"/>
         </w:rPr>
-        <w:t xml:space="preserve"> over   </w:t>
+        <w:t xml:space="preserve"> cut   </w:t>
       </w:r>
       <w:r>
         <w:rPr>
@@ -1466,7 +1430,7 @@
           <w:sz w:val="22"/>
           <w:szCs w:val="22"/>
         </w:rPr>
-        <w:t xml:space="preserve"> off   </w:t>
+        <w:t xml:space="preserve"> put   </w:t>
       </w:r>
       <w:r>
         <w:rPr>
@@ -1484,7 +1448,7 @@
           <w:sz w:val="22"/>
           <w:szCs w:val="22"/>
         </w:rPr>
-        <w:t xml:space="preserve"> up   </w:t>
+        <w:t xml:space="preserve"> set   </w:t>
       </w:r>
       <w:r>
         <w:rPr>
@@ -1502,7 +1466,7 @@
           <w:sz w:val="22"/>
           <w:szCs w:val="22"/>
         </w:rPr>
-        <w:t xml:space="preserve"> out</w:t>
+        <w:t xml:space="preserve"> turned</w:t>
       </w:r>
     </w:p>
     <w:p>
@@ -1544,7 +1508,7 @@
           <w:sz w:val="22"/>
           <w:szCs w:val="22"/>
         </w:rPr>
-        <w:t xml:space="preserve"> cut   </w:t>
+        <w:t xml:space="preserve"> none   </w:t>
       </w:r>
       <w:r>
         <w:rPr>
@@ -1562,7 +1526,7 @@
           <w:sz w:val="22"/>
           <w:szCs w:val="22"/>
         </w:rPr>
-        <w:t xml:space="preserve"> put   </w:t>
+        <w:t xml:space="preserve"> nothing   </w:t>
       </w:r>
       <w:r>
         <w:rPr>
@@ -1580,7 +1544,7 @@
           <w:sz w:val="22"/>
           <w:szCs w:val="22"/>
         </w:rPr>
-        <w:t xml:space="preserve"> turned   </w:t>
+        <w:t xml:space="preserve"> no   </w:t>
       </w:r>
       <w:r>
         <w:rPr>
@@ -1598,7 +1562,7 @@
           <w:sz w:val="22"/>
           <w:szCs w:val="22"/>
         </w:rPr>
-        <w:t xml:space="preserve"> set</w:t>
+        <w:t xml:space="preserve"> neither</w:t>
       </w:r>
     </w:p>
     <w:p>
@@ -1640,7 +1604,7 @@
           <w:sz w:val="22"/>
           <w:szCs w:val="22"/>
         </w:rPr>
-        <w:t xml:space="preserve"> none   </w:t>
+        <w:t xml:space="preserve"> too   </w:t>
       </w:r>
       <w:r>
         <w:rPr>
@@ -1658,7 +1622,7 @@
           <w:sz w:val="22"/>
           <w:szCs w:val="22"/>
         </w:rPr>
-        <w:t xml:space="preserve"> nothing   </w:t>
+        <w:t xml:space="preserve"> either   </w:t>
       </w:r>
       <w:r>
         <w:rPr>
@@ -1676,7 +1640,7 @@
           <w:sz w:val="22"/>
           <w:szCs w:val="22"/>
         </w:rPr>
-        <w:t xml:space="preserve"> no   </w:t>
+        <w:t xml:space="preserve"> neither   </w:t>
       </w:r>
       <w:r>
         <w:rPr>
@@ -1694,199 +1658,7 @@
           <w:sz w:val="22"/>
           <w:szCs w:val="22"/>
         </w:rPr>
-        <w:t xml:space="preserve"> neither</w:t>
-      </w:r>
-    </w:p>
-    <w:p>
-      <w:pPr>
-        <w:spacing w:after="60"/>
-        <w:ind w:left="200"/>
-      </w:pPr>
-      <w:r>
-        <w:rPr>
-          <w:rFonts w:ascii="Calibri" w:cs="Calibri" w:eastAsia="Calibri" w:hAnsi="Calibri"/>
-          <w:b/>
-          <w:bCs/>
-          <w:sz w:val="22"/>
-          <w:szCs w:val="22"/>
-        </w:rPr>
-        <w:t xml:space="preserve">7</w:t>
-      </w:r>
-      <w:r>
-        <w:rPr>
-          <w:rFonts w:ascii="Calibri" w:cs="Calibri" w:eastAsia="Calibri" w:hAnsi="Calibri"/>
-          <w:sz w:val="22"/>
-          <w:szCs w:val="22"/>
-        </w:rPr>
-        <w:t xml:space="preserve">   </w:t>
-      </w:r>
-      <w:r>
-        <w:rPr>
-          <w:rFonts w:ascii="Calibri" w:cs="Calibri" w:eastAsia="Calibri" w:hAnsi="Calibri"/>
-          <w:b/>
-          <w:bCs/>
-          <w:sz w:val="22"/>
-          <w:szCs w:val="22"/>
-        </w:rPr>
-        <w:t xml:space="preserve">A</w:t>
-      </w:r>
-      <w:r>
-        <w:rPr>
-          <w:rFonts w:ascii="Calibri" w:cs="Calibri" w:eastAsia="Calibri" w:hAnsi="Calibri"/>
-          <w:sz w:val="22"/>
-          <w:szCs w:val="22"/>
-        </w:rPr>
-        <w:t xml:space="preserve"> charges   </w:t>
-      </w:r>
-      <w:r>
-        <w:rPr>
-          <w:rFonts w:ascii="Calibri" w:cs="Calibri" w:eastAsia="Calibri" w:hAnsi="Calibri"/>
-          <w:b/>
-          <w:bCs/>
-          <w:sz w:val="22"/>
-          <w:szCs w:val="22"/>
-        </w:rPr>
-        <w:t xml:space="preserve">B</w:t>
-      </w:r>
-      <w:r>
-        <w:rPr>
-          <w:rFonts w:ascii="Calibri" w:cs="Calibri" w:eastAsia="Calibri" w:hAnsi="Calibri"/>
-          <w:sz w:val="22"/>
-          <w:szCs w:val="22"/>
-        </w:rPr>
-        <w:t xml:space="preserve"> costs   </w:t>
-      </w:r>
-      <w:r>
-        <w:rPr>
-          <w:rFonts w:ascii="Calibri" w:cs="Calibri" w:eastAsia="Calibri" w:hAnsi="Calibri"/>
-          <w:b/>
-          <w:bCs/>
-          <w:sz w:val="22"/>
-          <w:szCs w:val="22"/>
-        </w:rPr>
-        <w:t xml:space="preserve">C</w:t>
-      </w:r>
-      <w:r>
-        <w:rPr>
-          <w:rFonts w:ascii="Calibri" w:cs="Calibri" w:eastAsia="Calibri" w:hAnsi="Calibri"/>
-          <w:sz w:val="22"/>
-          <w:szCs w:val="22"/>
-        </w:rPr>
-        <w:t xml:space="preserve"> pays   </w:t>
-      </w:r>
-      <w:r>
-        <w:rPr>
-          <w:rFonts w:ascii="Calibri" w:cs="Calibri" w:eastAsia="Calibri" w:hAnsi="Calibri"/>
-          <w:b/>
-          <w:bCs/>
-          <w:sz w:val="22"/>
-          <w:szCs w:val="22"/>
-        </w:rPr>
-        <w:t xml:space="preserve">D</w:t>
-      </w:r>
-      <w:r>
-        <w:rPr>
-          <w:rFonts w:ascii="Calibri" w:cs="Calibri" w:eastAsia="Calibri" w:hAnsi="Calibri"/>
-          <w:sz w:val="22"/>
-          <w:szCs w:val="22"/>
-        </w:rPr>
-        <w:t xml:space="preserve"> spends</w:t>
-      </w:r>
-    </w:p>
-    <w:p>
-      <w:pPr>
-        <w:spacing w:after="60"/>
-        <w:ind w:left="200"/>
-      </w:pPr>
-      <w:r>
-        <w:rPr>
-          <w:rFonts w:ascii="Calibri" w:cs="Calibri" w:eastAsia="Calibri" w:hAnsi="Calibri"/>
-          <w:b/>
-          <w:bCs/>
-          <w:sz w:val="22"/>
-          <w:szCs w:val="22"/>
-        </w:rPr>
-        <w:t xml:space="preserve">8</w:t>
-      </w:r>
-      <w:r>
-        <w:rPr>
-          <w:rFonts w:ascii="Calibri" w:cs="Calibri" w:eastAsia="Calibri" w:hAnsi="Calibri"/>
-          <w:sz w:val="22"/>
-          <w:szCs w:val="22"/>
-        </w:rPr>
-        <w:t xml:space="preserve">   </w:t>
-      </w:r>
-      <w:r>
-        <w:rPr>
-          <w:rFonts w:ascii="Calibri" w:cs="Calibri" w:eastAsia="Calibri" w:hAnsi="Calibri"/>
-          <w:b/>
-          <w:bCs/>
-          <w:sz w:val="22"/>
-          <w:szCs w:val="22"/>
-        </w:rPr>
-        <w:t xml:space="preserve">A</w:t>
-      </w:r>
-      <w:r>
-        <w:rPr>
-          <w:rFonts w:ascii="Calibri" w:cs="Calibri" w:eastAsia="Calibri" w:hAnsi="Calibri"/>
-          <w:sz w:val="22"/>
-          <w:szCs w:val="22"/>
-        </w:rPr>
-        <w:t xml:space="preserve"> too   </w:t>
-      </w:r>
-      <w:r>
-        <w:rPr>
-          <w:rFonts w:ascii="Calibri" w:cs="Calibri" w:eastAsia="Calibri" w:hAnsi="Calibri"/>
-          <w:b/>
-          <w:bCs/>
-          <w:sz w:val="22"/>
-          <w:szCs w:val="22"/>
-        </w:rPr>
-        <w:t xml:space="preserve">B</w:t>
-      </w:r>
-      <w:r>
-        <w:rPr>
-          <w:rFonts w:ascii="Calibri" w:cs="Calibri" w:eastAsia="Calibri" w:hAnsi="Calibri"/>
-          <w:sz w:val="22"/>
-          <w:szCs w:val="22"/>
-        </w:rPr>
-        <w:t xml:space="preserve"> so   </w:t>
-      </w:r>
-      <w:r>
-        <w:rPr>
-          <w:rFonts w:ascii="Calibri" w:cs="Calibri" w:eastAsia="Calibri" w:hAnsi="Calibri"/>
-          <w:b/>
-          <w:bCs/>
-          <w:sz w:val="22"/>
-          <w:szCs w:val="22"/>
-        </w:rPr>
-        <w:t xml:space="preserve">C</w:t>
-      </w:r>
-      <w:r>
-        <w:rPr>
-          <w:rFonts w:ascii="Calibri" w:cs="Calibri" w:eastAsia="Calibri" w:hAnsi="Calibri"/>
-          <w:sz w:val="22"/>
-          <w:szCs w:val="22"/>
-        </w:rPr>
-        <w:t xml:space="preserve"> neither   </w:t>
-      </w:r>
-      <w:r>
-        <w:rPr>
-          <w:rFonts w:ascii="Calibri" w:cs="Calibri" w:eastAsia="Calibri" w:hAnsi="Calibri"/>
-          <w:b/>
-          <w:bCs/>
-          <w:sz w:val="22"/>
-          <w:szCs w:val="22"/>
-        </w:rPr>
-        <w:t xml:space="preserve">D</w:t>
-      </w:r>
-      <w:r>
-        <w:rPr>
-          <w:rFonts w:ascii="Calibri" w:cs="Calibri" w:eastAsia="Calibri" w:hAnsi="Calibri"/>
-          <w:sz w:val="22"/>
-          <w:szCs w:val="22"/>
-        </w:rPr>
-        <w:t xml:space="preserve"> either</w:t>
+        <w:t xml:space="preserve"> so</w:t>
       </w:r>
     </w:p>
     <w:p>
@@ -1943,7 +1715,7 @@
                 <w:sz w:val="22"/>
                 <w:szCs w:val="22"/>
               </w:rPr>
-              <w:t xml:space="preserve">Part 2 · Open cloze (8 marks)</w:t>
+              <w:t xml:space="preserve">Part 2 · Open cloze (6 marks)</w:t>
             </w:r>
           </w:p>
           <w:p>
@@ -1966,7 +1738,7 @@
                 <w:sz w:val="22"/>
                 <w:szCs w:val="22"/>
               </w:rPr>
-              <w:t xml:space="preserve">9–16</w:t>
+              <w:t xml:space="preserve">7–12</w:t>
             </w:r>
             <w:r>
               <w:rPr>
@@ -2061,6 +1833,55 @@
                 <w:sz w:val="22"/>
                 <w:szCs w:val="22"/>
               </w:rPr>
+              <w:t xml:space="preserve">(7)</w:t>
+            </w:r>
+            <w:r>
+              <w:rPr>
+                <w:rFonts w:ascii="Calibri" w:cs="Calibri" w:eastAsia="Calibri" w:hAnsi="Calibri"/>
+                <w:sz w:val="22"/>
+                <w:szCs w:val="22"/>
+              </w:rPr>
+              <w:t xml:space="preserve"> ______________ fault of style at all. It is a page written for the reader whose permission was needed and sent </w:t>
+            </w:r>
+            <w:r>
+              <w:rPr>
+                <w:rFonts w:ascii="Calibri" w:cs="Calibri" w:eastAsia="Calibri" w:hAnsi="Calibri"/>
+                <w:b/>
+                <w:bCs/>
+                <w:sz w:val="22"/>
+                <w:szCs w:val="22"/>
+              </w:rPr>
+              <w:t xml:space="preserve">(8)</w:t>
+            </w:r>
+            <w:r>
+              <w:rPr>
+                <w:rFonts w:ascii="Calibri" w:cs="Calibri" w:eastAsia="Calibri" w:hAnsi="Calibri"/>
+                <w:sz w:val="22"/>
+                <w:szCs w:val="22"/>
+              </w:rPr>
+              <w:t xml:space="preserve"> ______________ the reader who has to act.</w:t>
+            </w:r>
+          </w:p>
+          <w:p>
+            <w:pPr>
+              <w:spacing w:after="60"/>
+            </w:pPr>
+            <w:r>
+              <w:rPr>
+                <w:rFonts w:ascii="Calibri" w:cs="Calibri" w:eastAsia="Calibri" w:hAnsi="Calibri"/>
+                <w:sz w:val="22"/>
+                <w:szCs w:val="22"/>
+              </w:rPr>
+              <w:t xml:space="preserve">The reason is not laziness. The approver was the difficult reader, so the writer wrote for the difficult reader — which is natural, and is wrong. A man holding a stamp cannot tell </w:t>
+            </w:r>
+            <w:r>
+              <w:rPr>
+                <w:rFonts w:ascii="Calibri" w:cs="Calibri" w:eastAsia="Calibri" w:hAnsi="Calibri"/>
+                <w:b/>
+                <w:bCs/>
+                <w:sz w:val="22"/>
+                <w:szCs w:val="22"/>
+              </w:rPr>
               <w:t xml:space="preserve">(9)</w:t>
             </w:r>
             <w:r>
@@ -2069,7 +1890,20 @@
                 <w:sz w:val="22"/>
                 <w:szCs w:val="22"/>
               </w:rPr>
-              <w:t xml:space="preserve"> ______________ fault of style at all. It is a page written for the reader whose permission was needed and sent </w:t>
+              <w:t xml:space="preserve"> ______________ a page whether to do anything on Monday.</w:t>
+            </w:r>
+          </w:p>
+          <w:p>
+            <w:pPr>
+              <w:spacing w:after="60"/>
+            </w:pPr>
+            <w:r>
+              <w:rPr>
+                <w:rFonts w:ascii="Calibri" w:cs="Calibri" w:eastAsia="Calibri" w:hAnsi="Calibri"/>
+                <w:sz w:val="22"/>
+                <w:szCs w:val="22"/>
+              </w:rPr>
+              <w:t xml:space="preserve">The third reader is the one nobody takes seriously, and </w:t>
             </w:r>
             <w:r>
               <w:rPr>
@@ -2087,7 +1921,25 @@
                 <w:sz w:val="22"/>
                 <w:szCs w:val="22"/>
               </w:rPr>
-              <w:t xml:space="preserve"> ______________ the reader who has to act.</w:t>
+              <w:t xml:space="preserve"> ______________ a structural reason: the first two complain if you fail them and the third cannot. A page can fail that reader </w:t>
+            </w:r>
+            <w:r>
+              <w:rPr>
+                <w:rFonts w:ascii="Calibri" w:cs="Calibri" w:eastAsia="Calibri" w:hAnsi="Calibri"/>
+                <w:b/>
+                <w:bCs/>
+                <w:sz w:val="22"/>
+                <w:szCs w:val="22"/>
+              </w:rPr>
+              <w:t xml:space="preserve">(11)</w:t>
+            </w:r>
+            <w:r>
+              <w:rPr>
+                <w:rFonts w:ascii="Calibri" w:cs="Calibri" w:eastAsia="Calibri" w:hAnsi="Calibri"/>
+                <w:sz w:val="22"/>
+                <w:szCs w:val="22"/>
+              </w:rPr>
+              <w:t xml:space="preserve"> ______________ anybody ever noticing.</w:t>
             </w:r>
           </w:p>
           <w:p>
@@ -2100,25 +1952,7 @@
                 <w:sz w:val="22"/>
                 <w:szCs w:val="22"/>
               </w:rPr>
-              <w:t xml:space="preserve">The reason is not laziness. The approver was the difficult reader, </w:t>
-            </w:r>
-            <w:r>
-              <w:rPr>
-                <w:rFonts w:ascii="Calibri" w:cs="Calibri" w:eastAsia="Calibri" w:hAnsi="Calibri"/>
-                <w:b/>
-                <w:bCs/>
-                <w:sz w:val="22"/>
-                <w:szCs w:val="22"/>
-              </w:rPr>
-              <w:t xml:space="preserve">(11)</w:t>
-            </w:r>
-            <w:r>
-              <w:rPr>
-                <w:rFonts w:ascii="Calibri" w:cs="Calibri" w:eastAsia="Calibri" w:hAnsi="Calibri"/>
-                <w:sz w:val="22"/>
-                <w:szCs w:val="22"/>
-              </w:rPr>
-              <w:t xml:space="preserve"> ______________ the writer wrote for the difficult reader — which is natural, and is wrong. A man holding a stamp cannot tell </w:t>
+              <w:t xml:space="preserve">There is one further fault that nobody has a name for. A page can be written for its own writer: the history in the first paragraph, and no imperative and no date anywhere in it. Four such notices were counted on one counter in a single month, and </w:t>
             </w:r>
             <w:r>
               <w:rPr>
@@ -2129,104 +1963,6 @@
                 <w:szCs w:val="22"/>
               </w:rPr>
               <w:t xml:space="preserve">(12)</w:t>
-            </w:r>
-            <w:r>
-              <w:rPr>
-                <w:rFonts w:ascii="Calibri" w:cs="Calibri" w:eastAsia="Calibri" w:hAnsi="Calibri"/>
-                <w:sz w:val="22"/>
-                <w:szCs w:val="22"/>
-              </w:rPr>
-              <w:t xml:space="preserve"> ______________ a page whether to do anything on Monday.</w:t>
-            </w:r>
-          </w:p>
-          <w:p>
-            <w:pPr>
-              <w:spacing w:after="60"/>
-            </w:pPr>
-            <w:r>
-              <w:rPr>
-                <w:rFonts w:ascii="Calibri" w:cs="Calibri" w:eastAsia="Calibri" w:hAnsi="Calibri"/>
-                <w:sz w:val="22"/>
-                <w:szCs w:val="22"/>
-              </w:rPr>
-              <w:t xml:space="preserve">The third reader is the one nobody takes seriously, and </w:t>
-            </w:r>
-            <w:r>
-              <w:rPr>
-                <w:rFonts w:ascii="Calibri" w:cs="Calibri" w:eastAsia="Calibri" w:hAnsi="Calibri"/>
-                <w:b/>
-                <w:bCs/>
-                <w:sz w:val="22"/>
-                <w:szCs w:val="22"/>
-              </w:rPr>
-              <w:t xml:space="preserve">(13)</w:t>
-            </w:r>
-            <w:r>
-              <w:rPr>
-                <w:rFonts w:ascii="Calibri" w:cs="Calibri" w:eastAsia="Calibri" w:hAnsi="Calibri"/>
-                <w:sz w:val="22"/>
-                <w:szCs w:val="22"/>
-              </w:rPr>
-              <w:t xml:space="preserve"> ______________ a structural reason: the first two complain if you fail them and the third cannot. A page can fail that reader </w:t>
-            </w:r>
-            <w:r>
-              <w:rPr>
-                <w:rFonts w:ascii="Calibri" w:cs="Calibri" w:eastAsia="Calibri" w:hAnsi="Calibri"/>
-                <w:b/>
-                <w:bCs/>
-                <w:sz w:val="22"/>
-                <w:szCs w:val="22"/>
-              </w:rPr>
-              <w:t xml:space="preserve">(14)</w:t>
-            </w:r>
-            <w:r>
-              <w:rPr>
-                <w:rFonts w:ascii="Calibri" w:cs="Calibri" w:eastAsia="Calibri" w:hAnsi="Calibri"/>
-                <w:sz w:val="22"/>
-                <w:szCs w:val="22"/>
-              </w:rPr>
-              <w:t xml:space="preserve"> ______________ anybody ever noticing.</w:t>
-            </w:r>
-          </w:p>
-          <w:p>
-            <w:pPr>
-              <w:spacing w:after="60"/>
-            </w:pPr>
-            <w:r>
-              <w:rPr>
-                <w:rFonts w:ascii="Calibri" w:cs="Calibri" w:eastAsia="Calibri" w:hAnsi="Calibri"/>
-                <w:sz w:val="22"/>
-                <w:szCs w:val="22"/>
-              </w:rPr>
-              <w:t xml:space="preserve">There is one further fault, </w:t>
-            </w:r>
-            <w:r>
-              <w:rPr>
-                <w:rFonts w:ascii="Calibri" w:cs="Calibri" w:eastAsia="Calibri" w:hAnsi="Calibri"/>
-                <w:b/>
-                <w:bCs/>
-                <w:sz w:val="22"/>
-                <w:szCs w:val="22"/>
-              </w:rPr>
-              <w:t xml:space="preserve">(15)</w:t>
-            </w:r>
-            <w:r>
-              <w:rPr>
-                <w:rFonts w:ascii="Calibri" w:cs="Calibri" w:eastAsia="Calibri" w:hAnsi="Calibri"/>
-                <w:sz w:val="22"/>
-                <w:szCs w:val="22"/>
-              </w:rPr>
-              <w:t xml:space="preserve"> ______________ nobody has a name for. A page can be written for its own writer: the history in the first paragraph, and no imperative and no date anywhere in it. Four such notices were counted on one counter in a single month, and </w:t>
-            </w:r>
-            <w:r>
-              <w:rPr>
-                <w:rFonts w:ascii="Calibri" w:cs="Calibri" w:eastAsia="Calibri" w:hAnsi="Calibri"/>
-                <w:b/>
-                <w:bCs/>
-                <w:sz w:val="22"/>
-                <w:szCs w:val="22"/>
-              </w:rPr>
-              <w:t xml:space="preserve">(16)</w:t>
             </w:r>
             <w:r>
               <w:rPr>
@@ -2317,7 +2053,7 @@
                 <w:sz w:val="22"/>
                 <w:szCs w:val="22"/>
               </w:rPr>
-              <w:t xml:space="preserve">17–24</w:t>
+              <w:t xml:space="preserve">13–20</w:t>
             </w:r>
             <w:r>
               <w:rPr>
@@ -2402,6 +2138,165 @@
                 <w:sz w:val="22"/>
                 <w:szCs w:val="22"/>
               </w:rPr>
+              <w:t xml:space="preserve">(13)</w:t>
+            </w:r>
+            <w:r>
+              <w:rPr>
+                <w:rFonts w:ascii="Calibri" w:cs="Calibri" w:eastAsia="Calibri" w:hAnsi="Calibri"/>
+                <w:sz w:val="22"/>
+                <w:szCs w:val="22"/>
+              </w:rPr>
+              <w:t xml:space="preserve"> ______________ a reader wants to make is the one thing the sentence will not support.   </w:t>
+            </w:r>
+            <w:r>
+              <w:rPr>
+                <w:rFonts w:ascii="Calibri" w:cs="Calibri" w:eastAsia="Calibri" w:hAnsi="Calibri"/>
+                <w:b/>
+                <w:bCs/>
+                <w:sz w:val="22"/>
+                <w:szCs w:val="22"/>
+              </w:rPr>
+              <w:t xml:space="preserve">COMPARE</w:t>
+            </w:r>
+          </w:p>
+          <w:p>
+            <w:pPr>
+              <w:spacing w:after="60"/>
+            </w:pPr>
+            <w:r>
+              <w:rPr>
+                <w:rFonts w:ascii="Calibri" w:cs="Calibri" w:eastAsia="Calibri" w:hAnsi="Calibri"/>
+                <w:sz w:val="22"/>
+                <w:szCs w:val="22"/>
+              </w:rPr>
+              <w:t xml:space="preserve">The trouble is rarely </w:t>
+            </w:r>
+            <w:r>
+              <w:rPr>
+                <w:rFonts w:ascii="Calibri" w:cs="Calibri" w:eastAsia="Calibri" w:hAnsi="Calibri"/>
+                <w:b/>
+                <w:bCs/>
+                <w:sz w:val="22"/>
+                <w:szCs w:val="22"/>
+              </w:rPr>
+              <w:t xml:space="preserve">(14)</w:t>
+            </w:r>
+            <w:r>
+              <w:rPr>
+                <w:rFonts w:ascii="Calibri" w:cs="Calibri" w:eastAsia="Calibri" w:hAnsi="Calibri"/>
+                <w:sz w:val="22"/>
+                <w:szCs w:val="22"/>
+              </w:rPr>
+              <w:t xml:space="preserve"> ______________. A figure can be exact to the last unit and still prove nothing, because the claim beside it rests on an </w:t>
+            </w:r>
+            <w:r>
+              <w:rPr>
+                <w:rFonts w:ascii="Calibri" w:cs="Calibri" w:eastAsia="Calibri" w:hAnsi="Calibri"/>
+                <w:b/>
+                <w:bCs/>
+                <w:sz w:val="22"/>
+                <w:szCs w:val="22"/>
+              </w:rPr>
+              <w:t xml:space="preserve">(15)</w:t>
+            </w:r>
+            <w:r>
+              <w:rPr>
+                <w:rFonts w:ascii="Calibri" w:cs="Calibri" w:eastAsia="Calibri" w:hAnsi="Calibri"/>
+                <w:sz w:val="22"/>
+                <w:szCs w:val="22"/>
+              </w:rPr>
+              <w:t xml:space="preserve"> ______________ that nobody has examined — usually that the base, the definition and the measuring all stood still.   </w:t>
+            </w:r>
+            <w:r>
+              <w:rPr>
+                <w:rFonts w:ascii="Calibri" w:cs="Calibri" w:eastAsia="Calibri" w:hAnsi="Calibri"/>
+                <w:b/>
+                <w:bCs/>
+                <w:sz w:val="22"/>
+                <w:szCs w:val="22"/>
+              </w:rPr>
+              <w:t xml:space="preserve">ACCURATE</w:t>
+            </w:r>
+            <w:r>
+              <w:rPr>
+                <w:rFonts w:ascii="Calibri" w:cs="Calibri" w:eastAsia="Calibri" w:hAnsi="Calibri"/>
+                <w:sz w:val="22"/>
+                <w:szCs w:val="22"/>
+              </w:rPr>
+              <w:t xml:space="preserve"> · </w:t>
+            </w:r>
+            <w:r>
+              <w:rPr>
+                <w:rFonts w:ascii="Calibri" w:cs="Calibri" w:eastAsia="Calibri" w:hAnsi="Calibri"/>
+                <w:b/>
+                <w:bCs/>
+                <w:sz w:val="22"/>
+                <w:szCs w:val="22"/>
+              </w:rPr>
+              <w:t xml:space="preserve">ASSUME</w:t>
+            </w:r>
+          </w:p>
+          <w:p>
+            <w:pPr>
+              <w:spacing w:after="60"/>
+            </w:pPr>
+            <w:r>
+              <w:rPr>
+                <w:rFonts w:ascii="Calibri" w:cs="Calibri" w:eastAsia="Calibri" w:hAnsi="Calibri"/>
+                <w:sz w:val="22"/>
+                <w:szCs w:val="22"/>
+              </w:rPr>
+              <w:t xml:space="preserve">Of those three, the </w:t>
+            </w:r>
+            <w:r>
+              <w:rPr>
+                <w:rFonts w:ascii="Calibri" w:cs="Calibri" w:eastAsia="Calibri" w:hAnsi="Calibri"/>
+                <w:b/>
+                <w:bCs/>
+                <w:sz w:val="22"/>
+                <w:szCs w:val="22"/>
+              </w:rPr>
+              <w:t xml:space="preserve">(16)</w:t>
+            </w:r>
+            <w:r>
+              <w:rPr>
+                <w:rFonts w:ascii="Calibri" w:cs="Calibri" w:eastAsia="Calibri" w:hAnsi="Calibri"/>
+                <w:sz w:val="22"/>
+                <w:szCs w:val="22"/>
+              </w:rPr>
+              <w:t xml:space="preserve"> ______________ of the thing is what moves most often and is noticed least, since nobody thinks of it as part of the figure at all. A new book, a new form, a new question: each changes what is counted without changing the count.   </w:t>
+            </w:r>
+            <w:r>
+              <w:rPr>
+                <w:rFonts w:ascii="Calibri" w:cs="Calibri" w:eastAsia="Calibri" w:hAnsi="Calibri"/>
+                <w:b/>
+                <w:bCs/>
+                <w:sz w:val="22"/>
+                <w:szCs w:val="22"/>
+              </w:rPr>
+              <w:t xml:space="preserve">MEASURE</w:t>
+            </w:r>
+          </w:p>
+          <w:p>
+            <w:pPr>
+              <w:spacing w:after="60"/>
+            </w:pPr>
+            <w:r>
+              <w:rPr>
+                <w:rFonts w:ascii="Calibri" w:cs="Calibri" w:eastAsia="Calibri" w:hAnsi="Calibri"/>
+                <w:sz w:val="22"/>
+                <w:szCs w:val="22"/>
+              </w:rPr>
+              <w:t xml:space="preserve">There is one further </w:t>
+            </w:r>
+            <w:r>
+              <w:rPr>
+                <w:rFonts w:ascii="Calibri" w:cs="Calibri" w:eastAsia="Calibri" w:hAnsi="Calibri"/>
+                <w:b/>
+                <w:bCs/>
+                <w:sz w:val="22"/>
+                <w:szCs w:val="22"/>
+              </w:rPr>
               <w:t xml:space="preserve">(17)</w:t>
             </w:r>
             <w:r>
@@ -2410,17 +2305,17 @@
                 <w:sz w:val="22"/>
                 <w:szCs w:val="22"/>
               </w:rPr>
-              <w:t xml:space="preserve"> ______________ a reader wants to make is the one thing the sentence will not support.   </w:t>
-            </w:r>
-            <w:r>
-              <w:rPr>
-                <w:rFonts w:ascii="Calibri" w:cs="Calibri" w:eastAsia="Calibri" w:hAnsi="Calibri"/>
-                <w:b/>
-                <w:bCs/>
-                <w:sz w:val="22"/>
-                <w:szCs w:val="22"/>
-              </w:rPr>
-              <w:t xml:space="preserve">COMPARE</w:t>
+              <w:t xml:space="preserve"> ______________ worth printing beside any figure of your own, and it is the hardest to see: a remedy can create a few of the problems it counts. Where that is possible, say so.   </w:t>
+            </w:r>
+            <w:r>
+              <w:rPr>
+                <w:rFonts w:ascii="Calibri" w:cs="Calibri" w:eastAsia="Calibri" w:hAnsi="Calibri"/>
+                <w:b/>
+                <w:bCs/>
+                <w:sz w:val="22"/>
+                <w:szCs w:val="22"/>
+              </w:rPr>
+              <w:t xml:space="preserve">LIMIT</w:t>
             </w:r>
           </w:p>
           <w:p>
@@ -2433,7 +2328,7 @@
                 <w:sz w:val="22"/>
                 <w:szCs w:val="22"/>
               </w:rPr>
-              <w:t xml:space="preserve">The trouble is rarely </w:t>
+              <w:t xml:space="preserve">None of this is a complaint about arithmetic. The </w:t>
             </w:r>
             <w:r>
               <w:rPr>
@@ -2451,7 +2346,7 @@
                 <w:sz w:val="22"/>
                 <w:szCs w:val="22"/>
               </w:rPr>
-              <w:t xml:space="preserve"> ______________. A figure can be exact to the last unit and still prove nothing, because the claim beside it rests on an </w:t>
+              <w:t xml:space="preserve"> ______________ in a working document is almost never in its sums; it is in the words either side of them, where a cost may or may not be </w:t>
             </w:r>
             <w:r>
               <w:rPr>
@@ -2469,17 +2364,17 @@
                 <w:sz w:val="22"/>
                 <w:szCs w:val="22"/>
               </w:rPr>
-              <w:t xml:space="preserve"> ______________ that nobody has examined — usually that the base, the definition and the measuring all stood still.   </w:t>
-            </w:r>
-            <w:r>
-              <w:rPr>
-                <w:rFonts w:ascii="Calibri" w:cs="Calibri" w:eastAsia="Calibri" w:hAnsi="Calibri"/>
-                <w:b/>
-                <w:bCs/>
-                <w:sz w:val="22"/>
-                <w:szCs w:val="22"/>
-              </w:rPr>
-              <w:t xml:space="preserve">ACCURATE</w:t>
+              <w:t xml:space="preserve"> ______________ to the thing it is said to be a cost of.   </w:t>
+            </w:r>
+            <w:r>
+              <w:rPr>
+                <w:rFonts w:ascii="Calibri" w:cs="Calibri" w:eastAsia="Calibri" w:hAnsi="Calibri"/>
+                <w:b/>
+                <w:bCs/>
+                <w:sz w:val="22"/>
+                <w:szCs w:val="22"/>
+              </w:rPr>
+              <w:t xml:space="preserve">AMBIGUOUS</w:t>
             </w:r>
             <w:r>
               <w:rPr>
@@ -2497,7 +2392,7 @@
                 <w:sz w:val="22"/>
                 <w:szCs w:val="22"/>
               </w:rPr>
-              <w:t xml:space="preserve">ASSUME</w:t>
+              <w:t xml:space="preserve">PROPORTION</w:t>
             </w:r>
           </w:p>
           <w:p>
@@ -2510,7 +2405,7 @@
                 <w:sz w:val="22"/>
                 <w:szCs w:val="22"/>
               </w:rPr>
-              <w:t xml:space="preserve">Of those three, the </w:t>
+              <w:t xml:space="preserve">And the practical point is small. Print the base, the period and the counter in the same sentence as the figure, and most </w:t>
             </w:r>
             <w:r>
               <w:rPr>
@@ -2521,165 +2416,6 @@
                 <w:szCs w:val="22"/>
               </w:rPr>
               <w:t xml:space="preserve">(20)</w:t>
-            </w:r>
-            <w:r>
-              <w:rPr>
-                <w:rFonts w:ascii="Calibri" w:cs="Calibri" w:eastAsia="Calibri" w:hAnsi="Calibri"/>
-                <w:sz w:val="22"/>
-                <w:szCs w:val="22"/>
-              </w:rPr>
-              <w:t xml:space="preserve"> ______________ of the thing is what moves most often and is noticed least, since nobody thinks of it as part of the figure at all. A new book, a new form, a new question: each changes what is counted without changing the count.   </w:t>
-            </w:r>
-            <w:r>
-              <w:rPr>
-                <w:rFonts w:ascii="Calibri" w:cs="Calibri" w:eastAsia="Calibri" w:hAnsi="Calibri"/>
-                <w:b/>
-                <w:bCs/>
-                <w:sz w:val="22"/>
-                <w:szCs w:val="22"/>
-              </w:rPr>
-              <w:t xml:space="preserve">MEASURE</w:t>
-            </w:r>
-          </w:p>
-          <w:p>
-            <w:pPr>
-              <w:spacing w:after="60"/>
-            </w:pPr>
-            <w:r>
-              <w:rPr>
-                <w:rFonts w:ascii="Calibri" w:cs="Calibri" w:eastAsia="Calibri" w:hAnsi="Calibri"/>
-                <w:sz w:val="22"/>
-                <w:szCs w:val="22"/>
-              </w:rPr>
-              <w:t xml:space="preserve">There is one further </w:t>
-            </w:r>
-            <w:r>
-              <w:rPr>
-                <w:rFonts w:ascii="Calibri" w:cs="Calibri" w:eastAsia="Calibri" w:hAnsi="Calibri"/>
-                <w:b/>
-                <w:bCs/>
-                <w:sz w:val="22"/>
-                <w:szCs w:val="22"/>
-              </w:rPr>
-              <w:t xml:space="preserve">(21)</w:t>
-            </w:r>
-            <w:r>
-              <w:rPr>
-                <w:rFonts w:ascii="Calibri" w:cs="Calibri" w:eastAsia="Calibri" w:hAnsi="Calibri"/>
-                <w:sz w:val="22"/>
-                <w:szCs w:val="22"/>
-              </w:rPr>
-              <w:t xml:space="preserve"> ______________ worth printing beside any figure of your own, and it is the hardest to see: a remedy can create a few of the problems it counts. Where that is possible, say so.   </w:t>
-            </w:r>
-            <w:r>
-              <w:rPr>
-                <w:rFonts w:ascii="Calibri" w:cs="Calibri" w:eastAsia="Calibri" w:hAnsi="Calibri"/>
-                <w:b/>
-                <w:bCs/>
-                <w:sz w:val="22"/>
-                <w:szCs w:val="22"/>
-              </w:rPr>
-              <w:t xml:space="preserve">LIMIT</w:t>
-            </w:r>
-          </w:p>
-          <w:p>
-            <w:pPr>
-              <w:spacing w:after="60"/>
-            </w:pPr>
-            <w:r>
-              <w:rPr>
-                <w:rFonts w:ascii="Calibri" w:cs="Calibri" w:eastAsia="Calibri" w:hAnsi="Calibri"/>
-                <w:sz w:val="22"/>
-                <w:szCs w:val="22"/>
-              </w:rPr>
-              <w:t xml:space="preserve">None of this is a complaint about arithmetic. The </w:t>
-            </w:r>
-            <w:r>
-              <w:rPr>
-                <w:rFonts w:ascii="Calibri" w:cs="Calibri" w:eastAsia="Calibri" w:hAnsi="Calibri"/>
-                <w:b/>
-                <w:bCs/>
-                <w:sz w:val="22"/>
-                <w:szCs w:val="22"/>
-              </w:rPr>
-              <w:t xml:space="preserve">(22)</w:t>
-            </w:r>
-            <w:r>
-              <w:rPr>
-                <w:rFonts w:ascii="Calibri" w:cs="Calibri" w:eastAsia="Calibri" w:hAnsi="Calibri"/>
-                <w:sz w:val="22"/>
-                <w:szCs w:val="22"/>
-              </w:rPr>
-              <w:t xml:space="preserve"> ______________ in a working document is almost never in its sums; it is in the words either side of them, where a cost may or may not be </w:t>
-            </w:r>
-            <w:r>
-              <w:rPr>
-                <w:rFonts w:ascii="Calibri" w:cs="Calibri" w:eastAsia="Calibri" w:hAnsi="Calibri"/>
-                <w:b/>
-                <w:bCs/>
-                <w:sz w:val="22"/>
-                <w:szCs w:val="22"/>
-              </w:rPr>
-              <w:t xml:space="preserve">(23)</w:t>
-            </w:r>
-            <w:r>
-              <w:rPr>
-                <w:rFonts w:ascii="Calibri" w:cs="Calibri" w:eastAsia="Calibri" w:hAnsi="Calibri"/>
-                <w:sz w:val="22"/>
-                <w:szCs w:val="22"/>
-              </w:rPr>
-              <w:t xml:space="preserve"> ______________ to the thing it is said to be a cost of.   </w:t>
-            </w:r>
-            <w:r>
-              <w:rPr>
-                <w:rFonts w:ascii="Calibri" w:cs="Calibri" w:eastAsia="Calibri" w:hAnsi="Calibri"/>
-                <w:b/>
-                <w:bCs/>
-                <w:sz w:val="22"/>
-                <w:szCs w:val="22"/>
-              </w:rPr>
-              <w:t xml:space="preserve">AMBIGUOUS</w:t>
-            </w:r>
-            <w:r>
-              <w:rPr>
-                <w:rFonts w:ascii="Calibri" w:cs="Calibri" w:eastAsia="Calibri" w:hAnsi="Calibri"/>
-                <w:sz w:val="22"/>
-                <w:szCs w:val="22"/>
-              </w:rPr>
-              <w:t xml:space="preserve"> · </w:t>
-            </w:r>
-            <w:r>
-              <w:rPr>
-                <w:rFonts w:ascii="Calibri" w:cs="Calibri" w:eastAsia="Calibri" w:hAnsi="Calibri"/>
-                <w:b/>
-                <w:bCs/>
-                <w:sz w:val="22"/>
-                <w:szCs w:val="22"/>
-              </w:rPr>
-              <w:t xml:space="preserve">PROPORTION</w:t>
-            </w:r>
-          </w:p>
-          <w:p>
-            <w:pPr>
-              <w:spacing w:after="60"/>
-            </w:pPr>
-            <w:r>
-              <w:rPr>
-                <w:rFonts w:ascii="Calibri" w:cs="Calibri" w:eastAsia="Calibri" w:hAnsi="Calibri"/>
-                <w:sz w:val="22"/>
-                <w:szCs w:val="22"/>
-              </w:rPr>
-              <w:t xml:space="preserve">And the practical point is small. Print the base, the period and the counter in the same sentence as the figure, and most </w:t>
-            </w:r>
-            <w:r>
-              <w:rPr>
-                <w:rFonts w:ascii="Calibri" w:cs="Calibri" w:eastAsia="Calibri" w:hAnsi="Calibri"/>
-                <w:b/>
-                <w:bCs/>
-                <w:sz w:val="22"/>
-                <w:szCs w:val="22"/>
-              </w:rPr>
-              <w:t xml:space="preserve">(24)</w:t>
             </w:r>
             <w:r>
               <w:rPr>
@@ -2780,7 +2516,7 @@
                 <w:sz w:val="22"/>
                 <w:szCs w:val="22"/>
               </w:rPr>
-              <w:t xml:space="preserve">25–30</w:t>
+              <w:t xml:space="preserve">21–26</w:t>
             </w:r>
             <w:r>
               <w:rPr>
@@ -2843,7 +2579,7 @@
           <w:sz w:val="22"/>
           <w:szCs w:val="22"/>
         </w:rPr>
-        <w:t xml:space="preserve">25</w:t>
+        <w:t xml:space="preserve">21</w:t>
       </w:r>
       <w:r>
         <w:rPr>
@@ -2885,7 +2621,7 @@
           <w:sz w:val="22"/>
           <w:szCs w:val="22"/>
         </w:rPr>
-        <w:t xml:space="preserve">26</w:t>
+        <w:t xml:space="preserve">22</w:t>
       </w:r>
       <w:r>
         <w:rPr>
@@ -2927,7 +2663,7 @@
           <w:sz w:val="22"/>
           <w:szCs w:val="22"/>
         </w:rPr>
-        <w:t xml:space="preserve">27</w:t>
+        <w:t xml:space="preserve">23</w:t>
       </w:r>
       <w:r>
         <w:rPr>
@@ -2969,7 +2705,7 @@
           <w:sz w:val="22"/>
           <w:szCs w:val="22"/>
         </w:rPr>
-        <w:t xml:space="preserve">28</w:t>
+        <w:t xml:space="preserve">24</w:t>
       </w:r>
       <w:r>
         <w:rPr>
@@ -3011,7 +2747,7 @@
           <w:sz w:val="22"/>
           <w:szCs w:val="22"/>
         </w:rPr>
-        <w:t xml:space="preserve">29</w:t>
+        <w:t xml:space="preserve">25</w:t>
       </w:r>
       <w:r>
         <w:rPr>
@@ -3053,7 +2789,7 @@
           <w:sz w:val="22"/>
           <w:szCs w:val="22"/>
         </w:rPr>
-        <w:t xml:space="preserve">30</w:t>
+        <w:t xml:space="preserve">26</w:t>
       </w:r>
       <w:r>
         <w:rPr>
@@ -3159,7 +2895,7 @@
                 <w:sz w:val="22"/>
                 <w:szCs w:val="22"/>
               </w:rPr>
-              <w:t xml:space="preserve">31–36</w:t>
+              <w:t xml:space="preserve">27–32</w:t>
             </w:r>
             <w:r>
               <w:rPr>
@@ -3408,7 +3144,7 @@
           <w:sz w:val="22"/>
           <w:szCs w:val="22"/>
         </w:rPr>
-        <w:t xml:space="preserve">31</w:t>
+        <w:t xml:space="preserve">27</w:t>
       </w:r>
       <w:r>
         <w:rPr>
@@ -3504,7 +3240,7 @@
           <w:sz w:val="22"/>
           <w:szCs w:val="22"/>
         </w:rPr>
-        <w:t xml:space="preserve">32</w:t>
+        <w:t xml:space="preserve">28</w:t>
       </w:r>
       <w:r>
         <w:rPr>
@@ -3600,7 +3336,7 @@
           <w:sz w:val="22"/>
           <w:szCs w:val="22"/>
         </w:rPr>
-        <w:t xml:space="preserve">33</w:t>
+        <w:t xml:space="preserve">29</w:t>
       </w:r>
       <w:r>
         <w:rPr>
@@ -3696,7 +3432,7 @@
           <w:sz w:val="22"/>
           <w:szCs w:val="22"/>
         </w:rPr>
-        <w:t xml:space="preserve">34</w:t>
+        <w:t xml:space="preserve">30</w:t>
       </w:r>
       <w:r>
         <w:rPr>
@@ -3792,7 +3528,7 @@
           <w:sz w:val="22"/>
           <w:szCs w:val="22"/>
         </w:rPr>
-        <w:t xml:space="preserve">35</w:t>
+        <w:t xml:space="preserve">31</w:t>
       </w:r>
       <w:r>
         <w:rPr>
@@ -3888,7 +3624,7 @@
           <w:sz w:val="22"/>
           <w:szCs w:val="22"/>
         </w:rPr>
-        <w:t xml:space="preserve">36</w:t>
+        <w:t xml:space="preserve">32</w:t>
       </w:r>
       <w:r>
         <w:rPr>
@@ -4066,7 +3802,7 @@
                 <w:sz w:val="22"/>
                 <w:szCs w:val="22"/>
               </w:rPr>
-              <w:t xml:space="preserve">37–40</w:t>
+              <w:t xml:space="preserve">33–36</w:t>
             </w:r>
             <w:r>
               <w:rPr>
@@ -4166,7 +3902,7 @@
                 <w:sz w:val="22"/>
                 <w:szCs w:val="22"/>
               </w:rPr>
-              <w:t xml:space="preserve">(37)</w:t>
+              <w:t xml:space="preserve">(33)</w:t>
             </w:r>
             <w:r>
               <w:rPr>
@@ -4215,7 +3951,7 @@
                 <w:sz w:val="22"/>
                 <w:szCs w:val="22"/>
               </w:rPr>
-              <w:t xml:space="preserve">(38)</w:t>
+              <w:t xml:space="preserve">(34)</w:t>
             </w:r>
             <w:r>
               <w:rPr>
@@ -4246,7 +3982,7 @@
                 <w:sz w:val="22"/>
                 <w:szCs w:val="22"/>
               </w:rPr>
-              <w:t xml:space="preserve">(39)</w:t>
+              <w:t xml:space="preserve">(35)</w:t>
             </w:r>
             <w:r>
               <w:rPr>
@@ -4277,7 +4013,7 @@
                 <w:sz w:val="22"/>
                 <w:szCs w:val="22"/>
               </w:rPr>
-              <w:t xml:space="preserve">(40)</w:t>
+              <w:t xml:space="preserve">(36)</w:t>
             </w:r>
             <w:r>
               <w:rPr>
@@ -4465,6 +4201,445 @@
                 <w:szCs w:val="22"/>
               </w:rPr>
               <w:t xml:space="preserve">why six?</w:t>
+            </w:r>
+          </w:p>
+        </w:tc>
+      </w:tr>
+    </w:tbl>
+    <w:p>
+      <w:r>
+        <w:br w:type="page"/>
+      </w:r>
+    </w:p>
+    <w:tbl>
+      <w:tblPr>
+        <w:tblW w:type="dxa" w:w="9906"/>
+        <w:tblBorders>
+          <w:top w:val="single" w:color="auto" w:sz="4"/>
+          <w:left w:val="single" w:color="auto" w:sz="4"/>
+          <w:bottom w:val="single" w:color="auto" w:sz="4"/>
+          <w:right w:val="single" w:color="auto" w:sz="4"/>
+          <w:insideH w:val="single" w:color="auto" w:sz="4"/>
+          <w:insideV w:val="single" w:color="auto" w:sz="4"/>
+        </w:tblBorders>
+      </w:tblPr>
+      <w:tblGrid>
+        <w:gridCol w:w="9906"/>
+      </w:tblGrid>
+      <w:tr>
+        <w:trPr>
+          <w:cantSplit/>
+        </w:trPr>
+        <w:tc>
+          <w:tcPr>
+            <w:tcW w:type="dxa" w:w="9906"/>
+            <w:tcBorders>
+              <w:top w:val="single" w:color="0F6E6E" w:sz="6"/>
+              <w:left w:val="single" w:color="0F6E6E" w:sz="6"/>
+              <w:bottom w:val="single" w:color="0F6E6E" w:sz="6"/>
+              <w:right w:val="single" w:color="0F6E6E" w:sz="6"/>
+            </w:tcBorders>
+            <w:shd w:fill="E2F0EF" w:color="auto" w:val="clear"/>
+            <w:tcMar>
+              <w:top w:type="dxa" w:w="100"/>
+              <w:left w:type="dxa" w:w="160"/>
+              <w:bottom w:type="dxa" w:w="100"/>
+              <w:right w:type="dxa" w:w="160"/>
+            </w:tcMar>
+          </w:tcPr>
+          <w:p>
+            <w:pPr>
+              <w:spacing w:after="80"/>
+            </w:pPr>
+            <w:r>
+              <w:rPr>
+                <w:rFonts w:ascii="Calibri" w:cs="Calibri" w:eastAsia="Calibri" w:hAnsi="Calibri"/>
+                <w:b/>
+                <w:bCs/>
+                <w:color w:val="0F6E6E"/>
+                <w:sz w:val="22"/>
+                <w:szCs w:val="22"/>
+              </w:rPr>
+              <w:t xml:space="preserve">Part 7 · Multiple matching (4 marks)</w:t>
+            </w:r>
+          </w:p>
+          <w:p>
+            <w:pPr>
+              <w:spacing w:after="60"/>
+            </w:pPr>
+            <w:r>
+              <w:rPr>
+                <w:rFonts w:ascii="Calibri" w:cs="Calibri" w:eastAsia="Calibri" w:hAnsi="Calibri"/>
+                <w:sz w:val="22"/>
+                <w:szCs w:val="22"/>
+              </w:rPr>
+              <w:t xml:space="preserve">You are going to read four accounts of a year of writing things down. For questions </w:t>
+            </w:r>
+            <w:r>
+              <w:rPr>
+                <w:rFonts w:ascii="Calibri" w:cs="Calibri" w:eastAsia="Calibri" w:hAnsi="Calibri"/>
+                <w:b/>
+                <w:bCs/>
+                <w:sz w:val="22"/>
+                <w:szCs w:val="22"/>
+              </w:rPr>
+              <w:t xml:space="preserve">37–40</w:t>
+            </w:r>
+            <w:r>
+              <w:rPr>
+                <w:rFonts w:ascii="Calibri" w:cs="Calibri" w:eastAsia="Calibri" w:hAnsi="Calibri"/>
+                <w:sz w:val="22"/>
+                <w:szCs w:val="22"/>
+              </w:rPr>
+              <w:t xml:space="preserve">, choose from the people </w:t>
+            </w:r>
+            <w:r>
+              <w:rPr>
+                <w:rFonts w:ascii="Calibri" w:cs="Calibri" w:eastAsia="Calibri" w:hAnsi="Calibri"/>
+                <w:b/>
+                <w:bCs/>
+                <w:sz w:val="22"/>
+                <w:szCs w:val="22"/>
+              </w:rPr>
+              <w:t xml:space="preserve">A–D</w:t>
+            </w:r>
+            <w:r>
+              <w:rPr>
+                <w:rFonts w:ascii="Calibri" w:cs="Calibri" w:eastAsia="Calibri" w:hAnsi="Calibri"/>
+                <w:sz w:val="22"/>
+                <w:szCs w:val="22"/>
+              </w:rPr>
+              <w:t xml:space="preserve">. The people may be chosen more than once.</w:t>
+            </w:r>
+          </w:p>
+        </w:tc>
+      </w:tr>
+    </w:tbl>
+    <w:tbl>
+      <w:tblPr>
+        <w:tblW w:type="dxa" w:w="9906"/>
+        <w:tblBorders>
+          <w:top w:val="single" w:color="auto" w:sz="4"/>
+          <w:left w:val="single" w:color="auto" w:sz="4"/>
+          <w:bottom w:val="single" w:color="auto" w:sz="4"/>
+          <w:right w:val="single" w:color="auto" w:sz="4"/>
+          <w:insideH w:val="single" w:color="auto" w:sz="4"/>
+          <w:insideV w:val="single" w:color="auto" w:sz="4"/>
+        </w:tblBorders>
+      </w:tblPr>
+      <w:tblGrid>
+        <w:gridCol w:w="9906"/>
+      </w:tblGrid>
+      <w:tr>
+        <w:trPr>
+          <w:cantSplit/>
+        </w:trPr>
+        <w:tc>
+          <w:tcPr>
+            <w:tcW w:type="dxa" w:w="9906"/>
+            <w:tcBorders>
+              <w:top w:val="single" w:color="1F3864" w:sz="6"/>
+              <w:left w:val="single" w:color="1F3864" w:sz="6"/>
+              <w:bottom w:val="single" w:color="1F3864" w:sz="6"/>
+              <w:right w:val="single" w:color="1F3864" w:sz="6"/>
+            </w:tcBorders>
+            <w:shd w:fill="FFFFFF" w:color="auto" w:val="clear"/>
+            <w:tcMar>
+              <w:top w:type="dxa" w:w="100"/>
+              <w:left w:type="dxa" w:w="160"/>
+              <w:bottom w:type="dxa" w:w="100"/>
+              <w:right w:type="dxa" w:w="160"/>
+            </w:tcMar>
+          </w:tcPr>
+          <w:p>
+            <w:pPr>
+              <w:spacing w:after="60"/>
+            </w:pPr>
+            <w:r>
+              <w:rPr>
+                <w:rFonts w:ascii="Calibri" w:cs="Calibri" w:eastAsia="Calibri" w:hAnsi="Calibri"/>
+                <w:b/>
+                <w:bCs/>
+                <w:sz w:val="22"/>
+                <w:szCs w:val="22"/>
+              </w:rPr>
+              <w:t xml:space="preserve">FOUR PEOPLE ON A YEAR OF WRITING THINGS DOWN</w:t>
+            </w:r>
+          </w:p>
+          <w:p>
+            <w:pPr>
+              <w:spacing w:after="60"/>
+            </w:pPr>
+            <w:r>
+              <w:rPr>
+                <w:rFonts w:ascii="Calibri" w:cs="Calibri" w:eastAsia="Calibri" w:hAnsi="Calibri"/>
+                <w:b/>
+                <w:bCs/>
+                <w:sz w:val="22"/>
+                <w:szCs w:val="22"/>
+              </w:rPr>
+              <w:t xml:space="preserve">A</w:t>
+            </w:r>
+            <w:r>
+              <w:rPr>
+                <w:rFonts w:ascii="Calibri" w:cs="Calibri" w:eastAsia="Calibri" w:hAnsi="Calibri"/>
+                <w:sz w:val="22"/>
+                <w:szCs w:val="22"/>
+              </w:rPr>
+              <w:t xml:space="preserve">  I began in January because I had lost an argument I was right about, and I could not prove it a week later. Twelve months of two lines at the top of every page, dated, and I can tell you the figure: of thirty-one predictions, nine were right, eleven were wrong and eleven could not be marked, which is a worse proportion of unmarkable ones than I expected and the only number I am proud of. The rest of it I have to be honest about. I cannot show you one decision that went differently because the lines were there. What I can show you is that three arguments ended in four minutes instead of an afternoon, and that is not nothing, but it is not what I set out to prove either.</w:t>
+            </w:r>
+          </w:p>
+          <w:p>
+            <w:pPr>
+              <w:spacing w:after="60"/>
+            </w:pPr>
+            <w:r>
+              <w:rPr>
+                <w:rFonts w:ascii="Calibri" w:cs="Calibri" w:eastAsia="Calibri" w:hAnsi="Calibri"/>
+                <w:b/>
+                <w:bCs/>
+                <w:sz w:val="22"/>
+                <w:szCs w:val="22"/>
+              </w:rPr>
+              <w:t xml:space="preserve">B</w:t>
+            </w:r>
+            <w:r>
+              <w:rPr>
+                <w:rFonts w:ascii="Calibri" w:cs="Calibri" w:eastAsia="Calibri" w:hAnsi="Calibri"/>
+                <w:sz w:val="22"/>
+                <w:szCs w:val="22"/>
+              </w:rPr>
+              <w:t xml:space="preserve">  My year divides into two halves and the line between them is a page that came in at eleven at night. Until then I had written what I remembered and dated it the next morning, which I now see is not a record of anything. The page that came in was one sentence and a figure — </w:t>
+            </w:r>
+            <w:r>
+              <w:rPr>
+                <w:rFonts w:ascii="Calibri" w:cs="Calibri" w:eastAsia="Calibri" w:hAnsi="Calibri"/>
+                <w:i/>
+                <w:iCs/>
+                <w:sz w:val="22"/>
+                <w:szCs w:val="22"/>
+              </w:rPr>
+              <w:t xml:space="preserve">fourteen trays, two short</w:t>
+            </w:r>
+            <w:r>
+              <w:rPr>
+                <w:rFonts w:ascii="Calibri" w:cs="Calibri" w:eastAsia="Calibri" w:hAnsi="Calibri"/>
+                <w:sz w:val="22"/>
+                <w:szCs w:val="22"/>
+              </w:rPr>
+              <w:t xml:space="preserve"> — and because it had a figure on it the question it produced was answerable. Everything I had written in the first half produced the question </w:t>
+            </w:r>
+            <w:r>
+              <w:rPr>
+                <w:rFonts w:ascii="Calibri" w:cs="Calibri" w:eastAsia="Calibri" w:hAnsi="Calibri"/>
+                <w:i/>
+                <w:iCs/>
+                <w:sz w:val="22"/>
+                <w:szCs w:val="22"/>
+              </w:rPr>
+              <w:t xml:space="preserve">are you sure?</w:t>
+            </w:r>
+            <w:r>
+              <w:rPr>
+                <w:rFonts w:ascii="Calibri" w:cs="Calibri" w:eastAsia="Calibri" w:hAnsi="Calibri"/>
+                <w:sz w:val="22"/>
+                <w:szCs w:val="22"/>
+              </w:rPr>
+              <w:t xml:space="preserve">, and the answer to that is always no. I have kept the first half. I read it when I am tempted to write </w:t>
+            </w:r>
+            <w:r>
+              <w:rPr>
+                <w:rFonts w:ascii="Calibri" w:cs="Calibri" w:eastAsia="Calibri" w:hAnsi="Calibri"/>
+                <w:i/>
+                <w:iCs/>
+                <w:sz w:val="22"/>
+                <w:szCs w:val="22"/>
+              </w:rPr>
+              <w:t xml:space="preserve">about</w:t>
+            </w:r>
+            <w:r>
+              <w:rPr>
+                <w:rFonts w:ascii="Calibri" w:cs="Calibri" w:eastAsia="Calibri" w:hAnsi="Calibri"/>
+                <w:sz w:val="22"/>
+                <w:szCs w:val="22"/>
+              </w:rPr>
+              <w:t xml:space="preserve"> or </w:t>
+            </w:r>
+            <w:r>
+              <w:rPr>
+                <w:rFonts w:ascii="Calibri" w:cs="Calibri" w:eastAsia="Calibri" w:hAnsi="Calibri"/>
+                <w:i/>
+                <w:iCs/>
+                <w:sz w:val="22"/>
+                <w:szCs w:val="22"/>
+              </w:rPr>
+              <w:t xml:space="preserve">roughly</w:t>
+            </w:r>
+            <w:r>
+              <w:rPr>
+                <w:rFonts w:ascii="Calibri" w:cs="Calibri" w:eastAsia="Calibri" w:hAnsi="Calibri"/>
+                <w:sz w:val="22"/>
+                <w:szCs w:val="22"/>
+              </w:rPr>
+              <w:t xml:space="preserve">.</w:t>
+            </w:r>
+          </w:p>
+          <w:p>
+            <w:pPr>
+              <w:spacing w:after="60"/>
+            </w:pPr>
+            <w:r>
+              <w:rPr>
+                <w:rFonts w:ascii="Calibri" w:cs="Calibri" w:eastAsia="Calibri" w:hAnsi="Calibri"/>
+                <w:b/>
+                <w:bCs/>
+                <w:sz w:val="22"/>
+                <w:szCs w:val="22"/>
+              </w:rPr>
+              <w:t xml:space="preserve">C</w:t>
+            </w:r>
+            <w:r>
+              <w:rPr>
+                <w:rFonts w:ascii="Calibri" w:cs="Calibri" w:eastAsia="Calibri" w:hAnsi="Calibri"/>
+                <w:sz w:val="22"/>
+                <w:szCs w:val="22"/>
+              </w:rPr>
+              <w:t xml:space="preserve">  What I did not expect was how much of the year went on explaining the same fact to three different people in three different ways. The fact never changed; the sheet I sent to the distributor, the slip I put on the board and the two lines I sent upstairs were not versions of one note, they were three notes, and for about five months I pretended otherwise and sent the longest of the three to all of them. Two things came out of stopping that. The first is that the short one is the hardest to write, which nobody had told me. The second is that when the three disagreed in November, it was the sheet to the distributor that was wrong, and it was wrong because I had written it first and never read it again.</w:t>
+            </w:r>
+          </w:p>
+          <w:p>
+            <w:pPr>
+              <w:spacing w:after="60"/>
+            </w:pPr>
+            <w:r>
+              <w:rPr>
+                <w:rFonts w:ascii="Calibri" w:cs="Calibri" w:eastAsia="Calibri" w:hAnsi="Calibri"/>
+                <w:b/>
+                <w:bCs/>
+                <w:sz w:val="22"/>
+                <w:szCs w:val="22"/>
+              </w:rPr>
+              <w:t xml:space="preserve">D</w:t>
+            </w:r>
+            <w:r>
+              <w:rPr>
+                <w:rFonts w:ascii="Calibri" w:cs="Calibri" w:eastAsia="Calibri" w:hAnsi="Calibri"/>
+                <w:sz w:val="22"/>
+                <w:szCs w:val="22"/>
+              </w:rPr>
+              <w:t xml:space="preserve">  I spent the year keeping two counts, mine and a colleague's, and the useful part was the month we found both of them exact. Hers said twenty-six and mine said nineteen, and for three weeks each of us assumed the other had been careless. They were counts of two different things, and nobody had written down what either of us was counting — so there was nothing to check, only two people being certain. We now put the object of the count on the page before the figure. It costs five words. I would say it has saved us more time than anything else I did all year, and it is the only change I made that I did not think of myself.</w:t>
+            </w:r>
+          </w:p>
+          <w:p>
+            <w:pPr>
+              <w:spacing w:after="60"/>
+            </w:pPr>
+          </w:p>
+          <w:p>
+            <w:pPr>
+              <w:spacing w:after="60"/>
+            </w:pPr>
+            <w:r>
+              <w:rPr>
+                <w:rFonts w:ascii="Calibri" w:cs="Calibri" w:eastAsia="Calibri" w:hAnsi="Calibri"/>
+                <w:b/>
+                <w:bCs/>
+                <w:sz w:val="22"/>
+                <w:szCs w:val="22"/>
+              </w:rPr>
+              <w:t xml:space="preserve">Which person…</w:t>
+            </w:r>
+          </w:p>
+          <w:p>
+            <w:pPr>
+              <w:spacing w:after="60"/>
+            </w:pPr>
+            <w:r>
+              <w:rPr>
+                <w:rFonts w:ascii="Calibri" w:cs="Calibri" w:eastAsia="Calibri" w:hAnsi="Calibri"/>
+                <w:b/>
+                <w:bCs/>
+                <w:sz w:val="22"/>
+                <w:szCs w:val="22"/>
+              </w:rPr>
+              <w:t xml:space="preserve">37</w:t>
+            </w:r>
+            <w:r>
+              <w:rPr>
+                <w:rFonts w:ascii="Calibri" w:cs="Calibri" w:eastAsia="Calibri" w:hAnsi="Calibri"/>
+                <w:sz w:val="22"/>
+                <w:szCs w:val="22"/>
+              </w:rPr>
+              <w:t xml:space="preserve">  says that an argument was resolved only after what each side was measuring was written down?   _______</w:t>
+            </w:r>
+          </w:p>
+          <w:p>
+            <w:pPr>
+              <w:spacing w:after="60"/>
+            </w:pPr>
+            <w:r>
+              <w:rPr>
+                <w:rFonts w:ascii="Calibri" w:cs="Calibri" w:eastAsia="Calibri" w:hAnsi="Calibri"/>
+                <w:b/>
+                <w:bCs/>
+                <w:sz w:val="22"/>
+                <w:szCs w:val="22"/>
+              </w:rPr>
+              <w:t xml:space="preserve">38</w:t>
+            </w:r>
+            <w:r>
+              <w:rPr>
+                <w:rFonts w:ascii="Calibri" w:cs="Calibri" w:eastAsia="Calibri" w:hAnsi="Calibri"/>
+                <w:sz w:val="22"/>
+                <w:szCs w:val="22"/>
+              </w:rPr>
+              <w:t xml:space="preserve">  says that they cannot point to any decision that the practice changed?   _______</w:t>
+            </w:r>
+          </w:p>
+          <w:p>
+            <w:pPr>
+              <w:spacing w:after="60"/>
+            </w:pPr>
+            <w:r>
+              <w:rPr>
+                <w:rFonts w:ascii="Calibri" w:cs="Calibri" w:eastAsia="Calibri" w:hAnsi="Calibri"/>
+                <w:b/>
+                <w:bCs/>
+                <w:sz w:val="22"/>
+                <w:szCs w:val="22"/>
+              </w:rPr>
+              <w:t xml:space="preserve">39</w:t>
+            </w:r>
+            <w:r>
+              <w:rPr>
+                <w:rFonts w:ascii="Calibri" w:cs="Calibri" w:eastAsia="Calibri" w:hAnsi="Calibri"/>
+                <w:sz w:val="22"/>
+                <w:szCs w:val="22"/>
+              </w:rPr>
+              <w:t xml:space="preserve">  mentions discovering that the shortest of three accounts was the most difficult to produce?   _______</w:t>
+            </w:r>
+          </w:p>
+          <w:p>
+            <w:pPr>
+              <w:spacing w:after="60"/>
+            </w:pPr>
+            <w:r>
+              <w:rPr>
+                <w:rFonts w:ascii="Calibri" w:cs="Calibri" w:eastAsia="Calibri" w:hAnsi="Calibri"/>
+                <w:b/>
+                <w:bCs/>
+                <w:sz w:val="22"/>
+                <w:szCs w:val="22"/>
+              </w:rPr>
+              <w:t xml:space="preserve">40</w:t>
+            </w:r>
+            <w:r>
+              <w:rPr>
+                <w:rFonts w:ascii="Calibri" w:cs="Calibri" w:eastAsia="Calibri" w:hAnsi="Calibri"/>
+                <w:sz w:val="22"/>
+                <w:szCs w:val="22"/>
+              </w:rPr>
+              <w:t xml:space="preserve">  describes a record that could not be questioned usefully until it carried a figure?   _______</w:t>
             </w:r>
           </w:p>
         </w:tc>
